--- a/zaini_case_audit_output/outputs/word/documents/104_ضبط جلسة رقم 29 يوم 03-11-1444 هـ للقضية رقم 42824717.docx
+++ b/zaini_case_audit_output/outputs/word/documents/104_ضبط جلسة رقم 29 يوم 03-11-1444 هـ للقضية رقم 42824717.docx
@@ -70,15 +70,22 @@
     <w:p/>
     <w:p>
       <w:pPr>
+        <w:pStyle w:val="Heading2"/>
         <w:jc w:val="right"/>
         <w:bidi/>
       </w:pPr>
       <w:r>
-        <w:rPr>
-          <w:b w:val="0"/>
-          <w:i w:val="0"/>
-        </w:rPr>
-        <w:t>[صفحة 1]</w:t>
+        <w:t>صفحة 1</w:t>
+      </w:r>
+    </w:p>
+    <w:p>
+      <w:pPr>
+        <w:pStyle w:val="Heading2"/>
+        <w:jc w:val="right"/>
+        <w:bidi/>
+      </w:pPr>
+      <w:r>
+        <w:t>[نص الضبط / الحكم — المتن الفعلي] ===</w:t>
         <w:br/>
         <w:t>2</w:t>
         <w:br/>
@@ -89,8 +96,28 @@
         <w:t>انا لالا</w:t>
         <w:br/>
         <w:t>خ1 -لجلمع</w:t>
+      </w:r>
+    </w:p>
+    <w:p>
+      <w:pPr>
+        <w:pStyle w:val="Heading2"/>
+        <w:jc w:val="right"/>
+        <w:bidi/>
+      </w:pPr>
+      <w:r>
+        <w:t>[ترويسة / كليشة وزارة العدل — معلومات رسمية متكررة] ===</w:t>
         <w:br/>
         <w:t>المحكمة التجارية بجدة رقم الصفحة ‎١ ١‏ مي ا</w:t>
+      </w:r>
+    </w:p>
+    <w:p>
+      <w:pPr>
+        <w:pStyle w:val="Heading2"/>
+        <w:jc w:val="right"/>
+        <w:bidi/>
+      </w:pPr>
+      <w:r>
+        <w:t>[نص الضبط / الحكم — المتن الفعلي] ===</w:t>
         <w:br/>
         <w:t>الدائرة الاولى ‎١‏ رقم القضية: 257414117 رقمالجلسة: ‎١/‏ سبا نسل لها</w:t>
         <w:br/>
@@ -99,16 +126,56 @@
         <w:t>قلدى الدائرة الاولى وبناء على القضية رقم /ا١/ا23587151‏ وتاريخ ‎14/١5/١557‏ ه</w:t>
         <w:br/>
         <w:t>ب ببب(؟(؟؛ب ب بٍ©؟©؟©7ل ل ا ةيضقلا قارطلط لل</w:t>
+      </w:r>
+    </w:p>
+    <w:p>
+      <w:pPr>
+        <w:pStyle w:val="Heading2"/>
+        <w:jc w:val="right"/>
+        <w:bidi/>
+      </w:pPr>
+      <w:r>
+        <w:t>[بيانات الأطراف: المدعي / المدعى عليه / الحاضرون] ===</w:t>
         <w:br/>
         <w:t>عدنان احمد عباس زيني الهوية الوطنية شف 06ل سعودي المدعي</w:t>
+      </w:r>
+    </w:p>
+    <w:p>
+      <w:pPr>
+        <w:pStyle w:val="Heading2"/>
+        <w:jc w:val="right"/>
+        <w:bidi/>
+      </w:pPr>
+      <w:r>
+        <w:t>[نص الضبط / الحكم — المتن الفعلي] ===</w:t>
         <w:br/>
         <w:t>ليكو ‏١1١114‎ . ه8 ةينطولا ةيوهلا يريطملا دعس نب حبار نب يكرت</w:t>
+      </w:r>
+    </w:p>
+    <w:p>
+      <w:pPr>
+        <w:pStyle w:val="Heading2"/>
+        <w:jc w:val="right"/>
+        <w:bidi/>
+      </w:pPr>
+      <w:r>
+        <w:t>[بيانات الأطراف: المدعي / المدعى عليه / الحاضرون] ===</w:t>
         <w:br/>
         <w:t>عاتقة محمديحيى محمدعلي الحرازي الهوية الوطنية لز سعودي مدعى عليه</w:t>
         <w:br/>
         <w:t>اسامة احمد عباس زيني الهوية الوظنية ل سعودي مدعى عليه</w:t>
         <w:br/>
         <w:t>الهوية الوطنية في نل سعودي حاضر</w:t>
+      </w:r>
+    </w:p>
+    <w:p>
+      <w:pPr>
+        <w:pStyle w:val="Heading2"/>
+        <w:jc w:val="right"/>
+        <w:bidi/>
+      </w:pPr>
+      <w:r>
+        <w:t>[نص الضبط / الحكم — المتن الفعلي] ===</w:t>
         <w:br/>
         <w:t>ىماحم يدوعس .1 سولال رحل ةينطولا ةيوهلا يناطحقلا رصان دجام ناطلس</w:t>
         <w:br/>
@@ -127,14 +194,54 @@
         <w:t>ليكو يدوعس ‏١07١‎ ةينطولا ةيوبلا يريطملا دعس نب دوعس رمع</w:t>
         <w:br/>
         <w:t>ىماحم يدوعس ل ةينطولا ةيوهلا يمايلا حلاص بلاط يلع</w:t>
+      </w:r>
+    </w:p>
+    <w:p>
+      <w:pPr>
+        <w:pStyle w:val="Heading2"/>
+        <w:jc w:val="right"/>
+        <w:bidi/>
+      </w:pPr>
+      <w:r>
+        <w:t>[بيانات الأطراف: المدعي / المدعى عليه / الحاضرون] ===</w:t>
         <w:br/>
         <w:t>علي بن مشرف بن مفرح بن راشد الهوية الوطنية فيكف دل سعودي محامى</w:t>
         <w:br/>
         <w:t>رفيف راشد جزاء الثقفي الهوية الوطنية لي ل سعودي وكيل</w:t>
+      </w:r>
+    </w:p>
+    <w:p>
+      <w:pPr>
+        <w:pStyle w:val="Heading2"/>
+        <w:jc w:val="right"/>
+        <w:bidi/>
+      </w:pPr>
+      <w:r>
+        <w:t>[نص الضبط / الحكم — المتن الفعلي] ===</w:t>
         <w:br/>
         <w:t>للاسشح ‎١‏ تحت الجلسة بح ور ب ا ط!|!|!ط!ط!طجطجطجطجطجطجطجطجطجطجطجطجطبصبجىجىجىجىجىجطجبجبجىجطج|جبجط!طىطج آ آ[آ[1111[1ك1كك</w:t>
+      </w:r>
+    </w:p>
+    <w:p>
+      <w:pPr>
+        <w:pStyle w:val="Heading2"/>
+        <w:jc w:val="right"/>
+        <w:bidi/>
+      </w:pPr>
+      <w:r>
+        <w:t>[بيانات الأطراف: المدعي / المدعى عليه / الحاضرون] ===</w:t>
         <w:br/>
         <w:t>عدنان احمد عباس زيني الهوية الوطنية في كل السعودية المدعي</w:t>
+      </w:r>
+    </w:p>
+    <w:p>
+      <w:pPr>
+        <w:pStyle w:val="Heading2"/>
+        <w:jc w:val="right"/>
+        <w:bidi/>
+      </w:pPr>
+      <w:r>
+        <w:t>[نص الضبط / الحكم — المتن الفعلي] ===</w:t>
         <w:br/>
         <w:t>ىماحم ةيدوعسلا ل ةينطولا ةيوهلا ىثراحلا عيار نب فلخ قراط</w:t>
         <w:br/>
@@ -147,27 +254,74 @@
     </w:p>
     <w:p>
       <w:pPr>
+        <w:pStyle w:val="Heading2"/>
         <w:jc w:val="right"/>
         <w:bidi/>
       </w:pPr>
       <w:r>
-        <w:rPr>
-          <w:b w:val="0"/>
-          <w:i w:val="0"/>
-        </w:rPr>
-        <w:t>[صفحة 2]</w:t>
+        <w:t>صفحة 2</w:t>
+      </w:r>
+    </w:p>
+    <w:p>
+      <w:pPr>
+        <w:pStyle w:val="Heading2"/>
+        <w:jc w:val="right"/>
+        <w:bidi/>
+      </w:pPr>
+      <w:r>
+        <w:t>[نص الضبط / الحكم — المتن الفعلي] ===</w:t>
         <w:br/>
         <w:t>لا سي</w:t>
         <w:br/>
         <w:t>ارلا</w:t>
         <w:br/>
         <w:t>ف مه</w:t>
+      </w:r>
+    </w:p>
+    <w:p>
+      <w:pPr>
+        <w:pStyle w:val="Heading2"/>
+        <w:jc w:val="right"/>
+        <w:bidi/>
+      </w:pPr>
+      <w:r>
+        <w:t>[ترويسة / كليشة وزارة العدل — معلومات رسمية متكررة] ===</w:t>
         <w:br/>
         <w:t>المحكمة التجارية بجدة ‎١‏ رقم الصفحة »2 ”</w:t>
+      </w:r>
+    </w:p>
+    <w:p>
+      <w:pPr>
+        <w:pStyle w:val="Heading2"/>
+        <w:jc w:val="right"/>
+        <w:bidi/>
+      </w:pPr>
+      <w:r>
+        <w:t>[نص الضبط / الحكم — المتن الفعلي] ===</w:t>
         <w:br/>
         <w:t>الدائرة الاولى رقم القضية: ‎2214141١7‏ رقمالجلسة: ‎١8‏ 5ك</w:t>
+      </w:r>
+    </w:p>
+    <w:p>
+      <w:pPr>
+        <w:pStyle w:val="Heading2"/>
+        <w:jc w:val="right"/>
+        <w:bidi/>
+      </w:pPr>
+      <w:r>
+        <w:t>[بيانات الأطراف: المدعي / المدعى عليه / الحاضرون] ===</w:t>
         <w:br/>
         <w:t>اسامة احمد عباس زيني البوبة الوطنية ل السعودية مدعى عليه</w:t>
+      </w:r>
+    </w:p>
+    <w:p>
+      <w:pPr>
+        <w:pStyle w:val="Heading2"/>
+        <w:jc w:val="right"/>
+        <w:bidi/>
+      </w:pPr>
+      <w:r>
+        <w:t>[نص الضبط / الحكم — المتن الفعلي] ===</w:t>
         <w:br/>
         <w:t>200 ةيدوعسلا 00 ةينطولا ةيوهلا يريطملا دعس نب دوعس رمع</w:t>
         <w:br/>
@@ -202,8 +356,28 @@
         <w:t>من قبل موكلي مما اضطرنا إلى الالتجاء إلى فضيلتكم لإللزام المدعى عليه بسداد قيمة الحصص التي استوى</w:t>
         <w:br/>
         <w:t>علها من شركة احمد زيني التجارية. علماً أنه صدر حكم من المحكمة العامة بجدة بصك رقم 3855849</w:t>
+      </w:r>
+    </w:p>
+    <w:p>
+      <w:pPr>
+        <w:pStyle w:val="Heading2"/>
+        <w:jc w:val="right"/>
+        <w:bidi/>
+      </w:pPr>
+      <w:r>
+        <w:t>[ترويسة / كليشة وزارة العدل — معلومات رسمية متكررة] ===</w:t>
         <w:br/>
         <w:t>وتاريخ 1438:/2/10ه يقضي باختصاص القضاء التجاري لنظر هذه الدعوى (مرفق صك حكم الاختصّاض)</w:t>
+      </w:r>
+    </w:p>
+    <w:p>
+      <w:pPr>
+        <w:pStyle w:val="Heading2"/>
+        <w:jc w:val="right"/>
+        <w:bidi/>
+      </w:pPr>
+      <w:r>
+        <w:t>[نص الضبط / الحكم — المتن الفعلي] ===</w:t>
         <w:br/>
         <w:t>)» ذكرنا ان الحصص هي نيسبتها 9090 من راس المال. كما نبلغكم أن النظام لايسمح لنا بإضافة مدعي او</w:t>
         <w:br/>
@@ -218,29 +392,76 @@
     </w:p>
     <w:p>
       <w:pPr>
+        <w:pStyle w:val="Heading2"/>
         <w:jc w:val="right"/>
         <w:bidi/>
       </w:pPr>
       <w:r>
-        <w:rPr>
-          <w:b w:val="0"/>
-          <w:i w:val="0"/>
-        </w:rPr>
-        <w:t>[صفحة 3]</w:t>
+        <w:t>صفحة 3</w:t>
+      </w:r>
+    </w:p>
+    <w:p>
+      <w:pPr>
+        <w:pStyle w:val="Heading2"/>
+        <w:jc w:val="right"/>
+        <w:bidi/>
+      </w:pPr>
+      <w:r>
+        <w:t>[نص الضبط / الحكم — المتن الفعلي] ===</w:t>
         <w:br/>
         <w:t>ةيدوعسلا ةيبرعلا ةعلتتا | ك2</w:t>
         <w:br/>
         <w:t>1 ذاوة ضبط</w:t>
+      </w:r>
+    </w:p>
+    <w:p>
+      <w:pPr>
+        <w:pStyle w:val="Heading2"/>
+        <w:jc w:val="right"/>
+        <w:bidi/>
+      </w:pPr>
+      <w:r>
+        <w:t>[ترويسة / كليشة وزارة العدل — معلومات رسمية متكررة] ===</w:t>
         <w:br/>
         <w:t>9ه وزارة العدل</w:t>
+      </w:r>
+    </w:p>
+    <w:p>
+      <w:pPr>
+        <w:pStyle w:val="Heading2"/>
+        <w:jc w:val="right"/>
+        <w:bidi/>
+      </w:pPr>
+      <w:r>
+        <w:t>[نص الضبط / الحكم — المتن الفعلي] ===</w:t>
         <w:br/>
         <w:t>ل 1س</w:t>
         <w:br/>
         <w:t>ا ل 0022م حي تل ادا لاط</w:t>
         <w:br/>
         <w:t>1 00</w:t>
+      </w:r>
+    </w:p>
+    <w:p>
+      <w:pPr>
+        <w:pStyle w:val="Heading2"/>
+        <w:jc w:val="right"/>
+        <w:bidi/>
+      </w:pPr>
+      <w:r>
+        <w:t>[ترويسة / كليشة وزارة العدل — معلومات رسمية متكررة] ===</w:t>
         <w:br/>
         <w:t>المحكمة التجارية بجدة رقم الصفحة ‎١ ١‏ ا و</w:t>
+      </w:r>
+    </w:p>
+    <w:p>
+      <w:pPr>
+        <w:pStyle w:val="Heading2"/>
+        <w:jc w:val="right"/>
+        <w:bidi/>
+      </w:pPr>
+      <w:r>
+        <w:t>[نص الضبط / الحكم — المتن الفعلي] ===</w:t>
         <w:br/>
         <w:t>الدائرة الاولى رقم القضية: 257414117 رقمالجلسة: ‎١/‏ سانت لس</w:t>
         <w:br/>
@@ -277,8 +498,28 @@
         <w:t>سلطان ماجد ناصر القحطاني لمكا لتوقيع</w:t>
         <w:br/>
         <w:t>1 7 مسإلا</w:t>
+      </w:r>
+    </w:p>
+    <w:p>
+      <w:pPr>
+        <w:pStyle w:val="Heading2"/>
+        <w:jc w:val="right"/>
+        <w:bidi/>
+      </w:pPr>
+      <w:r>
+        <w:t>[بيانات الأطراف: المدعي / المدعى عليه / الحاضرون] ===</w:t>
         <w:br/>
         <w:t>الصفة عليه الت</w:t>
+      </w:r>
+    </w:p>
+    <w:p>
+      <w:pPr>
+        <w:pStyle w:val="Heading2"/>
+        <w:jc w:val="right"/>
+        <w:bidi/>
+      </w:pPr>
+      <w:r>
+        <w:t>[نص الضبط / الحكم — المتن الفعلي] ===</w:t>
         <w:br/>
         <w:t>اسامة احمد عباس زيني م 0 لتوقيع</w:t>
         <w:br/>

--- a/zaini_case_audit_output/outputs/word/documents/104_ضبط جلسة رقم 29 يوم 03-11-1444 هـ للقضية رقم 42824717.docx
+++ b/zaini_case_audit_output/outputs/word/documents/104_ضبط جلسة رقم 29 يوم 03-11-1444 هـ للقضية رقم 42824717.docx
@@ -88,8 +88,28 @@
         <w:t>[نص الضبط / الحكم — المتن الفعلي] ===</w:t>
         <w:br/>
         <w:t>2</w:t>
+      </w:r>
+    </w:p>
+    <w:p>
+      <w:pPr>
+        <w:pStyle w:val="Heading2"/>
+        <w:jc w:val="right"/>
+        <w:bidi/>
+      </w:pPr>
+      <w:r>
+        <w:t>[بيانات الأطراف: المدعي / المدعى عليه / الحاضرون] ===</w:t>
         <w:br/>
-        <w:t>ةيدوعسلا ةيبرعنا ةعدمتل ككل</w:t>
+        <w:t>لكك لتمدعة انعربية السعودية</w:t>
+      </w:r>
+    </w:p>
+    <w:p>
+      <w:pPr>
+        <w:pStyle w:val="Heading2"/>
+        <w:jc w:val="right"/>
+        <w:bidi/>
+      </w:pPr>
+      <w:r>
+        <w:t>[نص الضبط / الحكم — المتن الفعلي] ===</w:t>
         <w:br/>
         <w:t>5ه وزارة اتعدل ضبط</w:t>
         <w:br/>
@@ -125,7 +145,7 @@
         <w:br/>
         <w:t>قلدى الدائرة الاولى وبناء على القضية رقم /ا١/ا23587151‏ وتاريخ ‎14/١5/١557‏ ه</w:t>
         <w:br/>
-        <w:t>ب ببب(؟(؟؛ب ب بٍ©؟©؟©7ل ل ا ةيضقلا قارطلط لل</w:t>
+        <w:t>لل طلطراق القضية ا ل ل7©؟©؟©ٍب ب ب؛؟)؟)ببب ب</w:t>
       </w:r>
     </w:p>
     <w:p>
@@ -138,6 +158,26 @@
         <w:t>[بيانات الأطراف: المدعي / المدعى عليه / الحاضرون] ===</w:t>
         <w:br/>
         <w:t>عدنان احمد عباس زيني الهوية الوطنية شف 06ل سعودي المدعي</w:t>
+        <w:br/>
+        <w:t>تركي بن رابح بن سعد المطيري الهوية الوطنية 8ه . ‎١1١114‏ وكيل</w:t>
+        <w:br/>
+        <w:t>عاتقة محمديحيى محمدعلي الحرازي الهوية الوطنية لز سعودي مدعى عليه</w:t>
+        <w:br/>
+        <w:t>اسامة احمد عباس زيني الهوية الوظنية ل سعودي مدعى عليه</w:t>
+        <w:br/>
+        <w:t>الهوية الوطنية في نل سعودي حاضر</w:t>
+        <w:br/>
+        <w:t>سلطان ماجد ناصر القحطاني الهوية الوطنية لحر لالوس .1 سعودي محامى</w:t>
+        <w:br/>
+        <w:t>طارق خلف بن رايع الحارثى الهوية الوطنية 0 سعودي محامى</w:t>
+        <w:br/>
+        <w:t>سليمان محمد سليمان السديري البوية الوطنية ‎١.7‏ سعودي محامى</w:t>
+        <w:br/>
+        <w:t>عمر سعود بن سعد المطيري الهوية الوطنية كل سعودي 2003</w:t>
+        <w:br/>
+        <w:t>عزام فيصل ابراهيم خوج الهوية الوطنية كل سعودي محامى</w:t>
+        <w:br/>
+        <w:t>محمد فواز بن منير الثعلي الهوية الوطنية ل ل سعودي محامى</w:t>
       </w:r>
     </w:p>
     <w:p>
@@ -148,46 +188,6 @@
       </w:pPr>
       <w:r>
         <w:t>[نص الضبط / الحكم — المتن الفعلي] ===</w:t>
-        <w:br/>
-        <w:t>ليكو ‏١1١114‎ . ه8 ةينطولا ةيوهلا يريطملا دعس نب حبار نب يكرت</w:t>
-      </w:r>
-    </w:p>
-    <w:p>
-      <w:pPr>
-        <w:pStyle w:val="Heading2"/>
-        <w:jc w:val="right"/>
-        <w:bidi/>
-      </w:pPr>
-      <w:r>
-        <w:t>[بيانات الأطراف: المدعي / المدعى عليه / الحاضرون] ===</w:t>
-        <w:br/>
-        <w:t>عاتقة محمديحيى محمدعلي الحرازي الهوية الوطنية لز سعودي مدعى عليه</w:t>
-        <w:br/>
-        <w:t>اسامة احمد عباس زيني الهوية الوظنية ل سعودي مدعى عليه</w:t>
-        <w:br/>
-        <w:t>الهوية الوطنية في نل سعودي حاضر</w:t>
-      </w:r>
-    </w:p>
-    <w:p>
-      <w:pPr>
-        <w:pStyle w:val="Heading2"/>
-        <w:jc w:val="right"/>
-        <w:bidi/>
-      </w:pPr>
-      <w:r>
-        <w:t>[نص الضبط / الحكم — المتن الفعلي] ===</w:t>
-        <w:br/>
-        <w:t>ىماحم يدوعس .1 سولال رحل ةينطولا ةيوهلا يناطحقلا رصان دجام ناطلس</w:t>
-        <w:br/>
-        <w:t>ىماحم يدوعس 0 ةينطولا ةيوهلا ىثراحلا عيار نب فلخ قراط</w:t>
-        <w:br/>
-        <w:t>ىماحم يدوعس ‏١.7‎ ةينطولا ةيوبلا يريدسلا ناميلس دمحم ناميلس</w:t>
-        <w:br/>
-        <w:t>2003 يدوعس لك ةينطولا ةيوهلا يريطملا دعس نب دوعس رمع</w:t>
-        <w:br/>
-        <w:t>ىماحم يدوعس لك ةينطولا ةيوهلا جوخ ميهاربا لصيف مازع</w:t>
-        <w:br/>
-        <w:t>ىماحم يدوعس ل ل ةينطولا ةيوهلا يلعثلا رينم نب زاوف دمحم</w:t>
         <w:br/>
         <w:t>ىماحم يدوعس لقتل كح ةينظولا ةيوهلا يباله نب ملاس هللادبع عياش</w:t>
         <w:br/>
@@ -232,24 +232,14 @@
         <w:t>[بيانات الأطراف: المدعي / المدعى عليه / الحاضرون] ===</w:t>
         <w:br/>
         <w:t>عدنان احمد عباس زيني الهوية الوطنية في كل السعودية المدعي</w:t>
-      </w:r>
-    </w:p>
-    <w:p>
-      <w:pPr>
-        <w:pStyle w:val="Heading2"/>
-        <w:jc w:val="right"/>
-        <w:bidi/>
-      </w:pPr>
-      <w:r>
-        <w:t>[نص الضبط / الحكم — المتن الفعلي] ===</w:t>
         <w:br/>
-        <w:t>ىماحم ةيدوعسلا ل ةينطولا ةيوهلا ىثراحلا عيار نب فلخ قراط</w:t>
+        <w:t>طارق خلف بن رايع الحارثى الهوية الوطنية ل السعودية محامى</w:t>
         <w:br/>
-        <w:t>ىماحم ةيدوعسلا ‏١‎ واع هاا ةينطولا ةيوهلا يباله نب ملاس هللا دبع عياش</w:t>
+        <w:t>شايع عبد الله سالم بن هلابي الهوية الوطنية ااه عاو ‎١‏ السعودية محامى</w:t>
         <w:br/>
-        <w:t>ىماحم ةيدوعسلا لسع دق ةينطولا ةيوهلا يلعثلا رينم نب زاوف دمحم</w:t>
+        <w:t>محمد فواز بن منير الثعلي الهوية الوطنية قد عسل السعودية محامى</w:t>
         <w:br/>
-        <w:t>ىماحم ةيدوعسلا ل يفك ةينطولا ةبوهلا يناطحقلا رضان دجام ناطلس</w:t>
+        <w:t>سلطان ماجد ناضر القحطاني الهوبة الوطنية كفي ل السعودية محامى</w:t>
       </w:r>
     </w:p>
     <w:p>
@@ -312,6 +302,8 @@
         <w:t>[بيانات الأطراف: المدعي / المدعى عليه / الحاضرون] ===</w:t>
         <w:br/>
         <w:t>اسامة احمد عباس زيني البوبة الوطنية ل السعودية مدعى عليه</w:t>
+        <w:br/>
+        <w:t>عمر سعود بن سعد المطيري الهوية الوطنية 00 السعودية 200</w:t>
       </w:r>
     </w:p>
     <w:p>
@@ -322,8 +314,6 @@
       </w:pPr>
       <w:r>
         <w:t>[نص الضبط / الحكم — المتن الفعلي] ===</w:t>
-        <w:br/>
-        <w:t>200 ةيدوعسلا 00 ةينطولا ةيوهلا يريطملا دعس نب دوعس رمع</w:t>
         <w:br/>
         <w:t>نوج زإلى فضيلتكم دعوانا بالتفصيل الآتي: بتاريخ 26 / 7/ 1434ه صدر حكم من المحكمة العامة بجدة</w:t>
         <w:br/>
@@ -407,9 +397,19 @@
         <w:bidi/>
       </w:pPr>
       <w:r>
+        <w:t>[بيانات الأطراف: المدعي / المدعى عليه / الحاضرون] ===</w:t>
+        <w:br/>
+        <w:t>2ك | اتتلعة العربية السعودية</w:t>
+      </w:r>
+    </w:p>
+    <w:p>
+      <w:pPr>
+        <w:pStyle w:val="Heading2"/>
+        <w:jc w:val="right"/>
+        <w:bidi/>
+      </w:pPr>
+      <w:r>
         <w:t>[نص الضبط / الحكم — المتن الفعلي] ===</w:t>
-        <w:br/>
-        <w:t>ةيدوعسلا ةيبرعلا ةعلتتا | ك2</w:t>
         <w:br/>
         <w:t>1 ذاوة ضبط</w:t>
       </w:r>

--- a/zaini_case_audit_output/outputs/word/documents/104_ضبط جلسة رقم 29 يوم 03-11-1444 هـ للقضية رقم 42824717.docx
+++ b/zaini_case_audit_output/outputs/word/documents/104_ضبط جلسة رقم 29 يوم 03-11-1444 هـ للقضية رقم 42824717.docx
@@ -85,7 +85,7 @@
         <w:bidi/>
       </w:pPr>
       <w:r>
-        <w:t>[نص الضبط / الحكم — المتن الفعلي] ===</w:t>
+        <w:t>[المتن الفعلي: الوقائع / الأسباب / المنطوق] ===</w:t>
         <w:br/>
         <w:t>2</w:t>
       </w:r>
@@ -109,7 +109,7 @@
         <w:bidi/>
       </w:pPr>
       <w:r>
-        <w:t>[نص الضبط / الحكم — المتن الفعلي] ===</w:t>
+        <w:t>[المتن الفعلي: الوقائع / الأسباب / المنطوق] ===</w:t>
         <w:br/>
         <w:t>5ه وزارة اتعدل ضبط</w:t>
         <w:br/>
@@ -125,7 +125,7 @@
         <w:bidi/>
       </w:pPr>
       <w:r>
-        <w:t>[ترويسة / كليشة وزارة العدل — معلومات رسمية متكررة] ===</w:t>
+        <w:t>[ترويسة / كليشة رسمية — معلومات متكررة] ===</w:t>
         <w:br/>
         <w:t>المحكمة التجارية بجدة رقم الصفحة ‎١ ١‏ مي ا</w:t>
       </w:r>
@@ -137,7 +137,7 @@
         <w:bidi/>
       </w:pPr>
       <w:r>
-        <w:t>[نص الضبط / الحكم — المتن الفعلي] ===</w:t>
+        <w:t>[المتن الفعلي: الوقائع / الأسباب / المنطوق] ===</w:t>
         <w:br/>
         <w:t>الدائرة الاولى ‎١‏ رقم القضية: 257414117 رقمالجلسة: ‎١/‏ سبا نسل لها</w:t>
         <w:br/>
@@ -187,7 +187,7 @@
         <w:bidi/>
       </w:pPr>
       <w:r>
-        <w:t>[نص الضبط / الحكم — المتن الفعلي] ===</w:t>
+        <w:t>[المتن الفعلي: الوقائع / الأسباب / المنطوق] ===</w:t>
         <w:br/>
         <w:t>ىماحم يدوعس لقتل كح ةينظولا ةيوهلا يباله نب ملاس هللادبع عياش</w:t>
         <w:br/>
@@ -217,7 +217,7 @@
         <w:bidi/>
       </w:pPr>
       <w:r>
-        <w:t>[نص الضبط / الحكم — المتن الفعلي] ===</w:t>
+        <w:t>[المتن الفعلي: الوقائع / الأسباب / المنطوق] ===</w:t>
         <w:br/>
         <w:t>للاسشح ‎١‏ تحت الجلسة بح ور ب ا ط!|!|!ط!ط!طجطجطجطجطجطجطجطجطجطجطجطجطبصبجىجىجىجىجىجطجبجبجىجطج|جبجط!طىطج آ آ[آ[1111[1ك1كك</w:t>
       </w:r>
@@ -259,7 +259,7 @@
         <w:bidi/>
       </w:pPr>
       <w:r>
-        <w:t>[نص الضبط / الحكم — المتن الفعلي] ===</w:t>
+        <w:t>[المتن الفعلي: الوقائع / الأسباب / المنطوق] ===</w:t>
         <w:br/>
         <w:t>لا سي</w:t>
         <w:br/>
@@ -275,7 +275,7 @@
         <w:bidi/>
       </w:pPr>
       <w:r>
-        <w:t>[ترويسة / كليشة وزارة العدل — معلومات رسمية متكررة] ===</w:t>
+        <w:t>[ترويسة / كليشة رسمية — معلومات متكررة] ===</w:t>
         <w:br/>
         <w:t>المحكمة التجارية بجدة ‎١‏ رقم الصفحة »2 ”</w:t>
       </w:r>
@@ -287,7 +287,7 @@
         <w:bidi/>
       </w:pPr>
       <w:r>
-        <w:t>[نص الضبط / الحكم — المتن الفعلي] ===</w:t>
+        <w:t>[المتن الفعلي: الوقائع / الأسباب / المنطوق] ===</w:t>
         <w:br/>
         <w:t>الدائرة الاولى رقم القضية: ‎2214141١7‏ رقمالجلسة: ‎١8‏ 5ك</w:t>
       </w:r>
@@ -313,7 +313,7 @@
         <w:bidi/>
       </w:pPr>
       <w:r>
-        <w:t>[نص الضبط / الحكم — المتن الفعلي] ===</w:t>
+        <w:t>[المتن الفعلي: الوقائع / الأسباب / المنطوق] ===</w:t>
         <w:br/>
         <w:t>نوج زإلى فضيلتكم دعوانا بالتفصيل الآتي: بتاريخ 26 / 7/ 1434ه صدر حكم من المحكمة العامة بجدة</w:t>
         <w:br/>
@@ -355,7 +355,7 @@
         <w:bidi/>
       </w:pPr>
       <w:r>
-        <w:t>[ترويسة / كليشة وزارة العدل — معلومات رسمية متكررة] ===</w:t>
+        <w:t>[ترويسة / كليشة رسمية — معلومات متكررة] ===</w:t>
         <w:br/>
         <w:t>وتاريخ 1438:/2/10ه يقضي باختصاص القضاء التجاري لنظر هذه الدعوى (مرفق صك حكم الاختصّاض)</w:t>
       </w:r>
@@ -367,7 +367,7 @@
         <w:bidi/>
       </w:pPr>
       <w:r>
-        <w:t>[نص الضبط / الحكم — المتن الفعلي] ===</w:t>
+        <w:t>[المتن الفعلي: الوقائع / الأسباب / المنطوق] ===</w:t>
         <w:br/>
         <w:t>)» ذكرنا ان الحصص هي نيسبتها 9090 من راس المال. كما نبلغكم أن النظام لايسمح لنا بإضافة مدعي او</w:t>
         <w:br/>
@@ -409,7 +409,7 @@
         <w:bidi/>
       </w:pPr>
       <w:r>
-        <w:t>[نص الضبط / الحكم — المتن الفعلي] ===</w:t>
+        <w:t>[المتن الفعلي: الوقائع / الأسباب / المنطوق] ===</w:t>
         <w:br/>
         <w:t>1 ذاوة ضبط</w:t>
       </w:r>
@@ -421,7 +421,7 @@
         <w:bidi/>
       </w:pPr>
       <w:r>
-        <w:t>[ترويسة / كليشة وزارة العدل — معلومات رسمية متكررة] ===</w:t>
+        <w:t>[ترويسة / كليشة رسمية — معلومات متكررة] ===</w:t>
         <w:br/>
         <w:t>9ه وزارة العدل</w:t>
       </w:r>
@@ -433,7 +433,7 @@
         <w:bidi/>
       </w:pPr>
       <w:r>
-        <w:t>[نص الضبط / الحكم — المتن الفعلي] ===</w:t>
+        <w:t>[المتن الفعلي: الوقائع / الأسباب / المنطوق] ===</w:t>
         <w:br/>
         <w:t>ل 1س</w:t>
         <w:br/>
@@ -449,7 +449,7 @@
         <w:bidi/>
       </w:pPr>
       <w:r>
-        <w:t>[ترويسة / كليشة وزارة العدل — معلومات رسمية متكررة] ===</w:t>
+        <w:t>[ترويسة / كليشة رسمية — معلومات متكررة] ===</w:t>
         <w:br/>
         <w:t>المحكمة التجارية بجدة رقم الصفحة ‎١ ١‏ ا و</w:t>
       </w:r>
@@ -461,7 +461,7 @@
         <w:bidi/>
       </w:pPr>
       <w:r>
-        <w:t>[نص الضبط / الحكم — المتن الفعلي] ===</w:t>
+        <w:t>[المتن الفعلي: الوقائع / الأسباب / المنطوق] ===</w:t>
         <w:br/>
         <w:t>الدائرة الاولى رقم القضية: 257414117 رقمالجلسة: ‎١/‏ سانت لس</w:t>
         <w:br/>
@@ -519,7 +519,7 @@
         <w:bidi/>
       </w:pPr>
       <w:r>
-        <w:t>[نص الضبط / الحكم — المتن الفعلي] ===</w:t>
+        <w:t>[المتن الفعلي: الوقائع / الأسباب / المنطوق] ===</w:t>
         <w:br/>
         <w:t>اسامة احمد عباس زيني م 0 لتوقيع</w:t>
         <w:br/>

--- a/zaini_case_audit_output/outputs/word/documents/104_ضبط جلسة رقم 29 يوم 03-11-1444 هـ للقضية رقم 42824717.docx
+++ b/zaini_case_audit_output/outputs/word/documents/104_ضبط جلسة رقم 29 يوم 03-11-1444 هـ للقضية رقم 42824717.docx
@@ -113,9 +113,9 @@
         <w:br/>
         <w:t>5ه وزارة اتعدل ضبط</w:t>
         <w:br/>
-        <w:t>انا لالا</w:t>
+        <w:t>الال انا</w:t>
         <w:br/>
-        <w:t>خ1 -لجلمع</w:t>
+        <w:t>عملجل- 1خ</w:t>
       </w:r>
     </w:p>
     <w:p>
@@ -178,32 +178,12 @@
         <w:t>عزام فيصل ابراهيم خوج الهوية الوطنية كل سعودي محامى</w:t>
         <w:br/>
         <w:t>محمد فواز بن منير الثعلي الهوية الوطنية ل ل سعودي محامى</w:t>
-      </w:r>
-    </w:p>
-    <w:p>
-      <w:pPr>
-        <w:pStyle w:val="Heading2"/>
-        <w:jc w:val="right"/>
-        <w:bidi/>
-      </w:pPr>
-      <w:r>
-        <w:t>[المتن الفعلي: الوقائع / الأسباب / المنطوق] ===</w:t>
         <w:br/>
-        <w:t>ىماحم يدوعس لقتل كح ةينظولا ةيوهلا يباله نب ملاس هللادبع عياش</w:t>
+        <w:t>شايع عبدالله سالم بن هلابي الهوية الوظنية حك لتقل سعودي محامى</w:t>
         <w:br/>
-        <w:t>ليكو يدوعس ‏١07١‎ ةينطولا ةيوبلا يريطملا دعس نب دوعس رمع</w:t>
+        <w:t>عمر سعود بن سعد المطيري البوية الوطنية ‎١07١‏ سعودي وكيل</w:t>
         <w:br/>
-        <w:t>ىماحم يدوعس ل ةينطولا ةيوهلا يمايلا حلاص بلاط يلع</w:t>
-      </w:r>
-    </w:p>
-    <w:p>
-      <w:pPr>
-        <w:pStyle w:val="Heading2"/>
-        <w:jc w:val="right"/>
-        <w:bidi/>
-      </w:pPr>
-      <w:r>
-        <w:t>[بيانات الأطراف: المدعي / المدعى عليه / الحاضرون] ===</w:t>
+        <w:t>علي طالب صالح اليامي الهوية الوطنية ل سعودي محامى</w:t>
         <w:br/>
         <w:t>علي بن مشرف بن مفرح بن راشد الهوية الوطنية فيكف دل سعودي محامى</w:t>
         <w:br/>
@@ -261,7 +241,7 @@
       <w:r>
         <w:t>[المتن الفعلي: الوقائع / الأسباب / المنطوق] ===</w:t>
         <w:br/>
-        <w:t>لا سي</w:t>
+        <w:t>يس ال</w:t>
         <w:br/>
         <w:t>ارلا</w:t>
         <w:br/>
@@ -377,7 +357,7 @@
         <w:br/>
         <w:t>وتشير الدائرة إلى عدم ورود إفادة الأدلة الجنائية حتى تاريخه. وأفهمت الدائرة وكيل المدعي أن عليه متابعة</w:t>
         <w:br/>
-        <w:t>.ةبجلا ىدل ةرئادلا باتك</w:t>
+        <w:t>كتاب الدائرة لدى الجبة.</w:t>
       </w:r>
     </w:p>
     <w:p>
@@ -467,37 +447,137 @@
         <w:br/>
         <w:t>"|" تراه اي اا ل ل ل ل ل ل سس بجيجيييييييييب</w:t>
         <w:br/>
-        <w:t>1 7 مسإلا</w:t>
+        <w:t>الإسم 7 1</w:t>
+      </w:r>
+    </w:p>
+    <w:p>
+      <w:pPr>
+        <w:pStyle w:val="Heading2"/>
+        <w:jc w:val="right"/>
+        <w:bidi/>
+      </w:pPr>
+      <w:r>
+        <w:t>[بيانات الأطراف: المدعي / المدعى عليه / الحاضرون] ===</w:t>
         <w:br/>
-        <w:t>يقوتلا دملا ةفصلا</w:t>
+        <w:t>الصفة المد التوقي</w:t>
+      </w:r>
+    </w:p>
+    <w:p>
+      <w:pPr>
+        <w:pStyle w:val="Heading2"/>
+        <w:jc w:val="right"/>
+        <w:bidi/>
+      </w:pPr>
+      <w:r>
+        <w:t>[المتن الفعلي: الوقائع / الأسباب / المنطوق] ===</w:t>
         <w:br/>
         <w:t>عدنان احمد عباس زبني يي لتوقيع</w:t>
         <w:br/>
-        <w:t>1 7 مسإلا</w:t>
+        <w:t>الإسم 7 1</w:t>
+      </w:r>
+    </w:p>
+    <w:p>
+      <w:pPr>
+        <w:pStyle w:val="Heading2"/>
+        <w:jc w:val="right"/>
+        <w:bidi/>
+      </w:pPr>
+      <w:r>
+        <w:t>[بيانات الأطراف: المدعي / المدعى عليه / الحاضرون] ===</w:t>
         <w:br/>
-        <w:t>يقوتلا احم ةفصلا</w:t>
+        <w:t>الصفة محا التوقي</w:t>
+      </w:r>
+    </w:p>
+    <w:p>
+      <w:pPr>
+        <w:pStyle w:val="Heading2"/>
+        <w:jc w:val="right"/>
+        <w:bidi/>
+      </w:pPr>
+      <w:r>
+        <w:t>[المتن الفعلي: الوقائع / الأسباب / المنطوق] ===</w:t>
         <w:br/>
-        <w:t>عيقوتل و ىثراحلا عيار نب فلخ قراط</w:t>
+        <w:t>طارق خلف بن رايع الحارثى و لتوقيع</w:t>
         <w:br/>
-        <w:t>1 7 مسإلا</w:t>
+        <w:t>الإسم 7 1</w:t>
+      </w:r>
+    </w:p>
+    <w:p>
+      <w:pPr>
+        <w:pStyle w:val="Heading2"/>
+        <w:jc w:val="right"/>
+        <w:bidi/>
+      </w:pPr>
+      <w:r>
+        <w:t>[بيانات الأطراف: المدعي / المدعى عليه / الحاضرون] ===</w:t>
         <w:br/>
-        <w:t>يقوتلا اجم ةفصلا</w:t>
+        <w:t>الصفة مجا التوقي</w:t>
+      </w:r>
+    </w:p>
+    <w:p>
+      <w:pPr>
+        <w:pStyle w:val="Heading2"/>
+        <w:jc w:val="right"/>
+        <w:bidi/>
+      </w:pPr>
+      <w:r>
+        <w:t>[المتن الفعلي: الوقائع / الأسباب / المنطوق] ===</w:t>
         <w:br/>
         <w:t>شايع عبد الله سالم بن هلابي ِّ لتوقيع</w:t>
         <w:br/>
-        <w:t>1 7 مسإلا</w:t>
+        <w:t>الإسم 7 1</w:t>
+      </w:r>
+    </w:p>
+    <w:p>
+      <w:pPr>
+        <w:pStyle w:val="Heading2"/>
+        <w:jc w:val="right"/>
+        <w:bidi/>
+      </w:pPr>
+      <w:r>
+        <w:t>[بيانات الأطراف: المدعي / المدعى عليه / الحاضرون] ===</w:t>
         <w:br/>
-        <w:t>يقوتلا ىماحم ةفصلا</w:t>
+        <w:t>الصفة محامى التوقي</w:t>
+      </w:r>
+    </w:p>
+    <w:p>
+      <w:pPr>
+        <w:pStyle w:val="Heading2"/>
+        <w:jc w:val="right"/>
+        <w:bidi/>
+      </w:pPr>
+      <w:r>
+        <w:t>[المتن الفعلي: الوقائع / الأسباب / المنطوق] ===</w:t>
         <w:br/>
         <w:t>محمد فواز بن منير الثعلي شيع</w:t>
         <w:br/>
-        <w:t>1 7 مسإلا</w:t>
+        <w:t>الإسم 7 1</w:t>
+      </w:r>
+    </w:p>
+    <w:p>
+      <w:pPr>
+        <w:pStyle w:val="Heading2"/>
+        <w:jc w:val="right"/>
+        <w:bidi/>
+      </w:pPr>
+      <w:r>
+        <w:t>[بيانات الأطراف: المدعي / المدعى عليه / الحاضرون] ===</w:t>
         <w:br/>
-        <w:t>يقوتلا اجم ةفصلا</w:t>
+        <w:t>الصفة مجا التوقي</w:t>
+      </w:r>
+    </w:p>
+    <w:p>
+      <w:pPr>
+        <w:pStyle w:val="Heading2"/>
+        <w:jc w:val="right"/>
+        <w:bidi/>
+      </w:pPr>
+      <w:r>
+        <w:t>[المتن الفعلي: الوقائع / الأسباب / المنطوق] ===</w:t>
         <w:br/>
         <w:t>سلطان ماجد ناصر القحطاني لمكا لتوقيع</w:t>
         <w:br/>
-        <w:t>1 7 مسإلا</w:t>
+        <w:t>الإسم 7 1</w:t>
       </w:r>
     </w:p>
     <w:p>
@@ -522,14 +602,44 @@
         <w:t>[المتن الفعلي: الوقائع / الأسباب / المنطوق] ===</w:t>
         <w:br/>
         <w:t>اسامة احمد عباس زيني م 0 لتوقيع</w:t>
+      </w:r>
+    </w:p>
+    <w:p>
+      <w:pPr>
+        <w:pStyle w:val="Heading2"/>
+        <w:jc w:val="right"/>
+        <w:bidi/>
+      </w:pPr>
+      <w:r>
+        <w:t>[بيانات الأطراف: المدعي / المدعى عليه / الحاضرون] ===</w:t>
         <w:br/>
-        <w:t>عيقوتلا 2003 ةفصلا مسإلا</w:t>
+        <w:t>الإسم الصفة 2003 التوقيع</w:t>
+      </w:r>
+    </w:p>
+    <w:p>
+      <w:pPr>
+        <w:pStyle w:val="Heading2"/>
+        <w:jc w:val="right"/>
+        <w:bidi/>
+      </w:pPr>
+      <w:r>
+        <w:t>[المتن الفعلي: الوقائع / الأسباب / المنطوق] ===</w:t>
         <w:br/>
-        <w:t>يريطملا دعس نب دوعس رمع</w:t>
+        <w:t>عمر سعود بن سعد المطيري</w:t>
         <w:br/>
-        <w:t>حب 77 ةرئاشلا ءاضعأ عيقوقي ا لل</w:t>
+        <w:t>لل ا يقوقيع أعضاء الشائرة 77 بح</w:t>
+      </w:r>
+    </w:p>
+    <w:p>
+      <w:pPr>
+        <w:pStyle w:val="Heading2"/>
+        <w:jc w:val="right"/>
+        <w:bidi/>
+      </w:pPr>
+      <w:r>
+        <w:t>[المُرسَل إليه / المخاطَب والتحية] ===</w:t>
         <w:br/>
-        <w:t>ا” ةيئاضقلا ةرئادلا سيئر يجاوعلا حلاص نب فاسع</w:t>
+        <w:t>عساف بن صالح العواجي رئيس الدائرة القضائية ”ا</w:t>
       </w:r>
     </w:p>
     <w:sectPr>

--- a/zaini_case_audit_output/outputs/word/documents/104_ضبط جلسة رقم 29 يوم 03-11-1444 هـ للقضية رقم 42824717.docx
+++ b/zaini_case_audit_output/outputs/word/documents/104_ضبط جلسة رقم 29 يوم 03-11-1444 هـ للقضية رقم 42824717.docx
@@ -51,20 +51,6 @@
           <w:i/>
         </w:rPr>
         <w:t>[مخرج آلي / Script Output - سماوي]  [مخرج آلي يحتاج مراجعة بشرية - وردي]</w:t>
-      </w:r>
-    </w:p>
-    <w:p>
-      <w:pPr>
-        <w:jc w:val="right"/>
-        <w:bidi/>
-      </w:pPr>
-      <w:r>
-        <w:rPr>
-          <w:b w:val="0"/>
-          <w:i/>
-          <w:color w:val="C00000"/>
-        </w:rPr>
-        <w:t>[نص ممسوح OCR صُحِّح ترتيبه آلياً — قد يحتوي أخطاء طفيفة]</w:t>
       </w:r>
     </w:p>
     <w:p/>
@@ -301,7 +287,7 @@
         <w:br/>
         <w:t>(مرفق صك الحكم) وفي فترة الشك والريبة وثنباء نظر دعوى الولي المشار إلها اعلاه استغل المدعى عليه</w:t>
         <w:br/>
-        <w:t>ةكرش يف هصصح عيب يف هنع عيقوتلاب ماقو 20:دك1 هّللا همحري 20350 يلكوم ثروم نم هل ةحونمملا تالاكولا</w:t>
+        <w:t>الوكالات الممنوحة له من مورث موكلي 20350 يرحمه اللّه 1كد20: وقام بالتوقيع عنه في بيع حصصه في شركة</w:t>
         <w:br/>
         <w:t>احمد زيني التجارية (ذات مسئولية محدودة) سجل تجاري رقتم, 4030196102 من مورث موكلي داكة20:</w:t>
         <w:br/>
